--- a/docs/ugc-scripts/Hooks.docx
+++ b/docs/ugc-scripts/Hooks.docx
@@ -6,7 +6,7 @@
       <w:pPr>
         <w:bidi w:val="1"/>
         <w:spacing w:after="120" w:before="0" w:line="300" w:lineRule="auto"/>
-        <w:jc w:val="right"/>
+        <w:jc w:val="center"/>
       </w:pPr>
       <w:r>
         <w:rPr>
@@ -24,7 +24,7 @@
       <w:pPr>
         <w:bidi w:val="1"/>
         <w:spacing w:after="280" w:before="0" w:line="300" w:lineRule="auto"/>
-        <w:jc w:val="right"/>
+        <w:jc w:val="left"/>
       </w:pPr>
       <w:r>
         <w:rPr>
@@ -40,8 +40,8 @@
     <w:p>
       <w:pPr>
         <w:bidi w:val="1"/>
-        <w:spacing w:after="120" w:before="240" w:line="300" w:lineRule="auto"/>
-        <w:jc w:val="right"/>
+        <w:spacing w:after="120" w:before="280" w:line="300" w:lineRule="auto"/>
+        <w:jc w:val="center"/>
       </w:pPr>
       <w:r>
         <w:rPr>
@@ -60,7 +60,7 @@
       <w:pPr>
         <w:bidi w:val="1"/>
         <w:spacing w:after="80" w:line="300" w:lineRule="auto"/>
-        <w:jc w:val="right"/>
+        <w:jc w:val="left"/>
       </w:pPr>
       <w:r>
         <w:rPr>
@@ -88,7 +88,7 @@
       <w:pPr>
         <w:bidi w:val="1"/>
         <w:spacing w:after="80" w:line="300" w:lineRule="auto"/>
-        <w:jc w:val="right"/>
+        <w:jc w:val="left"/>
       </w:pPr>
       <w:r>
         <w:rPr>
@@ -116,7 +116,7 @@
       <w:pPr>
         <w:bidi w:val="1"/>
         <w:spacing w:after="80" w:line="300" w:lineRule="auto"/>
-        <w:jc w:val="right"/>
+        <w:jc w:val="left"/>
       </w:pPr>
       <w:r>
         <w:rPr>
@@ -144,7 +144,7 @@
       <w:pPr>
         <w:bidi w:val="1"/>
         <w:spacing w:after="80" w:line="300" w:lineRule="auto"/>
-        <w:jc w:val="right"/>
+        <w:jc w:val="left"/>
       </w:pPr>
       <w:r>
         <w:rPr>
@@ -172,7 +172,7 @@
       <w:pPr>
         <w:bidi w:val="1"/>
         <w:spacing w:after="80" w:line="300" w:lineRule="auto"/>
-        <w:jc w:val="right"/>
+        <w:jc w:val="left"/>
       </w:pPr>
       <w:r>
         <w:rPr>
@@ -200,7 +200,7 @@
       <w:pPr>
         <w:bidi w:val="1"/>
         <w:spacing w:after="80" w:line="300" w:lineRule="auto"/>
-        <w:jc w:val="right"/>
+        <w:jc w:val="left"/>
       </w:pPr>
       <w:r>
         <w:rPr>
@@ -228,7 +228,7 @@
       <w:pPr>
         <w:bidi w:val="1"/>
         <w:spacing w:after="80" w:line="300" w:lineRule="auto"/>
-        <w:jc w:val="right"/>
+        <w:jc w:val="left"/>
       </w:pPr>
       <w:r>
         <w:rPr>
@@ -256,7 +256,7 @@
       <w:pPr>
         <w:bidi w:val="1"/>
         <w:spacing w:after="80" w:line="300" w:lineRule="auto"/>
-        <w:jc w:val="right"/>
+        <w:jc w:val="left"/>
       </w:pPr>
       <w:r>
         <w:rPr>
@@ -283,8 +283,8 @@
     <w:p>
       <w:pPr>
         <w:bidi w:val="1"/>
-        <w:spacing w:after="120" w:before="240" w:line="300" w:lineRule="auto"/>
-        <w:jc w:val="right"/>
+        <w:spacing w:after="120" w:before="280" w:line="300" w:lineRule="auto"/>
+        <w:jc w:val="center"/>
       </w:pPr>
       <w:r>
         <w:rPr>
@@ -303,7 +303,7 @@
       <w:pPr>
         <w:bidi w:val="1"/>
         <w:spacing w:after="80" w:line="300" w:lineRule="auto"/>
-        <w:jc w:val="right"/>
+        <w:jc w:val="left"/>
       </w:pPr>
       <w:r>
         <w:rPr>
@@ -331,7 +331,7 @@
       <w:pPr>
         <w:bidi w:val="1"/>
         <w:spacing w:after="80" w:line="300" w:lineRule="auto"/>
-        <w:jc w:val="right"/>
+        <w:jc w:val="left"/>
       </w:pPr>
       <w:r>
         <w:rPr>
@@ -359,7 +359,7 @@
       <w:pPr>
         <w:bidi w:val="1"/>
         <w:spacing w:after="80" w:line="300" w:lineRule="auto"/>
-        <w:jc w:val="right"/>
+        <w:jc w:val="left"/>
       </w:pPr>
       <w:r>
         <w:rPr>
@@ -387,7 +387,7 @@
       <w:pPr>
         <w:bidi w:val="1"/>
         <w:spacing w:after="80" w:line="300" w:lineRule="auto"/>
-        <w:jc w:val="right"/>
+        <w:jc w:val="left"/>
       </w:pPr>
       <w:r>
         <w:rPr>
@@ -415,7 +415,7 @@
       <w:pPr>
         <w:bidi w:val="1"/>
         <w:spacing w:after="80" w:line="300" w:lineRule="auto"/>
-        <w:jc w:val="right"/>
+        <w:jc w:val="left"/>
       </w:pPr>
       <w:r>
         <w:rPr>
@@ -443,7 +443,7 @@
       <w:pPr>
         <w:bidi w:val="1"/>
         <w:spacing w:after="80" w:line="300" w:lineRule="auto"/>
-        <w:jc w:val="right"/>
+        <w:jc w:val="left"/>
       </w:pPr>
       <w:r>
         <w:rPr>
@@ -471,7 +471,7 @@
       <w:pPr>
         <w:bidi w:val="1"/>
         <w:spacing w:after="80" w:line="300" w:lineRule="auto"/>
-        <w:jc w:val="right"/>
+        <w:jc w:val="left"/>
       </w:pPr>
       <w:r>
         <w:rPr>
@@ -499,7 +499,7 @@
       <w:pPr>
         <w:bidi w:val="1"/>
         <w:spacing w:after="80" w:line="300" w:lineRule="auto"/>
-        <w:jc w:val="right"/>
+        <w:jc w:val="left"/>
       </w:pPr>
       <w:r>
         <w:rPr>
@@ -526,8 +526,8 @@
     <w:p>
       <w:pPr>
         <w:bidi w:val="1"/>
-        <w:spacing w:after="120" w:before="240" w:line="300" w:lineRule="auto"/>
-        <w:jc w:val="right"/>
+        <w:spacing w:after="120" w:before="280" w:line="300" w:lineRule="auto"/>
+        <w:jc w:val="center"/>
       </w:pPr>
       <w:r>
         <w:rPr>
@@ -546,7 +546,7 @@
       <w:pPr>
         <w:bidi w:val="1"/>
         <w:spacing w:after="80" w:line="300" w:lineRule="auto"/>
-        <w:jc w:val="right"/>
+        <w:jc w:val="left"/>
       </w:pPr>
       <w:r>
         <w:rPr>
@@ -574,7 +574,7 @@
       <w:pPr>
         <w:bidi w:val="1"/>
         <w:spacing w:after="80" w:line="300" w:lineRule="auto"/>
-        <w:jc w:val="right"/>
+        <w:jc w:val="left"/>
       </w:pPr>
       <w:r>
         <w:rPr>
@@ -602,7 +602,7 @@
       <w:pPr>
         <w:bidi w:val="1"/>
         <w:spacing w:after="80" w:line="300" w:lineRule="auto"/>
-        <w:jc w:val="right"/>
+        <w:jc w:val="left"/>
       </w:pPr>
       <w:r>
         <w:rPr>
@@ -630,7 +630,7 @@
       <w:pPr>
         <w:bidi w:val="1"/>
         <w:spacing w:after="80" w:line="300" w:lineRule="auto"/>
-        <w:jc w:val="right"/>
+        <w:jc w:val="left"/>
       </w:pPr>
       <w:r>
         <w:rPr>
@@ -658,7 +658,7 @@
       <w:pPr>
         <w:bidi w:val="1"/>
         <w:spacing w:after="80" w:line="300" w:lineRule="auto"/>
-        <w:jc w:val="right"/>
+        <w:jc w:val="left"/>
       </w:pPr>
       <w:r>
         <w:rPr>
@@ -686,7 +686,7 @@
       <w:pPr>
         <w:bidi w:val="1"/>
         <w:spacing w:after="80" w:line="300" w:lineRule="auto"/>
-        <w:jc w:val="right"/>
+        <w:jc w:val="left"/>
       </w:pPr>
       <w:r>
         <w:rPr>
@@ -714,7 +714,7 @@
       <w:pPr>
         <w:bidi w:val="1"/>
         <w:spacing w:after="80" w:line="300" w:lineRule="auto"/>
-        <w:jc w:val="right"/>
+        <w:jc w:val="left"/>
       </w:pPr>
       <w:r>
         <w:rPr>
@@ -742,7 +742,7 @@
       <w:pPr>
         <w:bidi w:val="1"/>
         <w:spacing w:after="80" w:line="300" w:lineRule="auto"/>
-        <w:jc w:val="right"/>
+        <w:jc w:val="left"/>
       </w:pPr>
       <w:r>
         <w:rPr>
@@ -769,8 +769,8 @@
     <w:p>
       <w:pPr>
         <w:bidi w:val="1"/>
-        <w:spacing w:after="120" w:before="240" w:line="300" w:lineRule="auto"/>
-        <w:jc w:val="right"/>
+        <w:spacing w:after="120" w:before="280" w:line="300" w:lineRule="auto"/>
+        <w:jc w:val="center"/>
       </w:pPr>
       <w:r>
         <w:rPr>
@@ -789,7 +789,7 @@
       <w:pPr>
         <w:bidi w:val="1"/>
         <w:spacing w:after="80" w:line="300" w:lineRule="auto"/>
-        <w:jc w:val="right"/>
+        <w:jc w:val="left"/>
       </w:pPr>
       <w:r>
         <w:rPr>
@@ -817,7 +817,7 @@
       <w:pPr>
         <w:bidi w:val="1"/>
         <w:spacing w:after="80" w:line="300" w:lineRule="auto"/>
-        <w:jc w:val="right"/>
+        <w:jc w:val="left"/>
       </w:pPr>
       <w:r>
         <w:rPr>
@@ -845,7 +845,7 @@
       <w:pPr>
         <w:bidi w:val="1"/>
         <w:spacing w:after="80" w:line="300" w:lineRule="auto"/>
-        <w:jc w:val="right"/>
+        <w:jc w:val="left"/>
       </w:pPr>
       <w:r>
         <w:rPr>
@@ -873,7 +873,7 @@
       <w:pPr>
         <w:bidi w:val="1"/>
         <w:spacing w:after="80" w:line="300" w:lineRule="auto"/>
-        <w:jc w:val="right"/>
+        <w:jc w:val="left"/>
       </w:pPr>
       <w:r>
         <w:rPr>
@@ -901,7 +901,7 @@
       <w:pPr>
         <w:bidi w:val="1"/>
         <w:spacing w:after="80" w:line="300" w:lineRule="auto"/>
-        <w:jc w:val="right"/>
+        <w:jc w:val="left"/>
       </w:pPr>
       <w:r>
         <w:rPr>
@@ -929,7 +929,7 @@
       <w:pPr>
         <w:bidi w:val="1"/>
         <w:spacing w:after="80" w:line="300" w:lineRule="auto"/>
-        <w:jc w:val="right"/>
+        <w:jc w:val="left"/>
       </w:pPr>
       <w:r>
         <w:rPr>
@@ -957,7 +957,7 @@
       <w:pPr>
         <w:bidi w:val="1"/>
         <w:spacing w:after="80" w:line="300" w:lineRule="auto"/>
-        <w:jc w:val="right"/>
+        <w:jc w:val="left"/>
       </w:pPr>
       <w:r>
         <w:rPr>
@@ -985,7 +985,7 @@
       <w:pPr>
         <w:bidi w:val="1"/>
         <w:spacing w:after="80" w:line="300" w:lineRule="auto"/>
-        <w:jc w:val="right"/>
+        <w:jc w:val="left"/>
       </w:pPr>
       <w:r>
         <w:rPr>
@@ -1012,8 +1012,8 @@
     <w:p>
       <w:pPr>
         <w:bidi w:val="1"/>
-        <w:spacing w:after="120" w:before="240" w:line="300" w:lineRule="auto"/>
-        <w:jc w:val="right"/>
+        <w:spacing w:after="120" w:before="280" w:line="300" w:lineRule="auto"/>
+        <w:jc w:val="center"/>
       </w:pPr>
       <w:r>
         <w:rPr>
@@ -1032,7 +1032,7 @@
       <w:pPr>
         <w:bidi w:val="1"/>
         <w:spacing w:after="80" w:line="300" w:lineRule="auto"/>
-        <w:jc w:val="right"/>
+        <w:jc w:val="left"/>
       </w:pPr>
       <w:r>
         <w:rPr>
@@ -1060,7 +1060,7 @@
       <w:pPr>
         <w:bidi w:val="1"/>
         <w:spacing w:after="80" w:line="300" w:lineRule="auto"/>
-        <w:jc w:val="right"/>
+        <w:jc w:val="left"/>
       </w:pPr>
       <w:r>
         <w:rPr>
@@ -1088,7 +1088,7 @@
       <w:pPr>
         <w:bidi w:val="1"/>
         <w:spacing w:after="80" w:line="300" w:lineRule="auto"/>
-        <w:jc w:val="right"/>
+        <w:jc w:val="left"/>
       </w:pPr>
       <w:r>
         <w:rPr>
@@ -1116,7 +1116,7 @@
       <w:pPr>
         <w:bidi w:val="1"/>
         <w:spacing w:after="80" w:line="300" w:lineRule="auto"/>
-        <w:jc w:val="right"/>
+        <w:jc w:val="left"/>
       </w:pPr>
       <w:r>
         <w:rPr>
@@ -1144,7 +1144,7 @@
       <w:pPr>
         <w:bidi w:val="1"/>
         <w:spacing w:after="80" w:line="300" w:lineRule="auto"/>
-        <w:jc w:val="right"/>
+        <w:jc w:val="left"/>
       </w:pPr>
       <w:r>
         <w:rPr>
@@ -1172,7 +1172,7 @@
       <w:pPr>
         <w:bidi w:val="1"/>
         <w:spacing w:after="80" w:line="300" w:lineRule="auto"/>
-        <w:jc w:val="right"/>
+        <w:jc w:val="left"/>
       </w:pPr>
       <w:r>
         <w:rPr>
@@ -1200,7 +1200,7 @@
       <w:pPr>
         <w:bidi w:val="1"/>
         <w:spacing w:after="80" w:line="300" w:lineRule="auto"/>
-        <w:jc w:val="right"/>
+        <w:jc w:val="left"/>
       </w:pPr>
       <w:r>
         <w:rPr>
@@ -1228,7 +1228,7 @@
       <w:pPr>
         <w:bidi w:val="1"/>
         <w:spacing w:after="80" w:line="300" w:lineRule="auto"/>
-        <w:jc w:val="right"/>
+        <w:jc w:val="left"/>
       </w:pPr>
       <w:r>
         <w:rPr>
@@ -1255,8 +1255,8 @@
     <w:p>
       <w:pPr>
         <w:bidi w:val="1"/>
-        <w:spacing w:after="120" w:before="240" w:line="300" w:lineRule="auto"/>
-        <w:jc w:val="right"/>
+        <w:spacing w:after="120" w:before="280" w:line="300" w:lineRule="auto"/>
+        <w:jc w:val="center"/>
       </w:pPr>
       <w:r>
         <w:rPr>
@@ -1275,7 +1275,7 @@
       <w:pPr>
         <w:bidi w:val="1"/>
         <w:spacing w:after="80" w:line="300" w:lineRule="auto"/>
-        <w:jc w:val="right"/>
+        <w:jc w:val="left"/>
       </w:pPr>
       <w:r>
         <w:rPr>
@@ -1303,7 +1303,7 @@
       <w:pPr>
         <w:bidi w:val="1"/>
         <w:spacing w:after="80" w:line="300" w:lineRule="auto"/>
-        <w:jc w:val="right"/>
+        <w:jc w:val="left"/>
       </w:pPr>
       <w:r>
         <w:rPr>
@@ -1331,7 +1331,7 @@
       <w:pPr>
         <w:bidi w:val="1"/>
         <w:spacing w:after="80" w:line="300" w:lineRule="auto"/>
-        <w:jc w:val="right"/>
+        <w:jc w:val="left"/>
       </w:pPr>
       <w:r>
         <w:rPr>
@@ -1359,7 +1359,7 @@
       <w:pPr>
         <w:bidi w:val="1"/>
         <w:spacing w:after="80" w:line="300" w:lineRule="auto"/>
-        <w:jc w:val="right"/>
+        <w:jc w:val="left"/>
       </w:pPr>
       <w:r>
         <w:rPr>
@@ -1387,7 +1387,7 @@
       <w:pPr>
         <w:bidi w:val="1"/>
         <w:spacing w:after="80" w:line="300" w:lineRule="auto"/>
-        <w:jc w:val="right"/>
+        <w:jc w:val="left"/>
       </w:pPr>
       <w:r>
         <w:rPr>
@@ -1415,7 +1415,7 @@
       <w:pPr>
         <w:bidi w:val="1"/>
         <w:spacing w:after="80" w:line="300" w:lineRule="auto"/>
-        <w:jc w:val="right"/>
+        <w:jc w:val="left"/>
       </w:pPr>
       <w:r>
         <w:rPr>
@@ -1443,7 +1443,7 @@
       <w:pPr>
         <w:bidi w:val="1"/>
         <w:spacing w:after="80" w:line="300" w:lineRule="auto"/>
-        <w:jc w:val="right"/>
+        <w:jc w:val="left"/>
       </w:pPr>
       <w:r>
         <w:rPr>
@@ -1471,7 +1471,7 @@
       <w:pPr>
         <w:bidi w:val="1"/>
         <w:spacing w:after="80" w:line="300" w:lineRule="auto"/>
-        <w:jc w:val="right"/>
+        <w:jc w:val="left"/>
       </w:pPr>
       <w:r>
         <w:rPr>
@@ -1498,8 +1498,8 @@
     <w:p>
       <w:pPr>
         <w:bidi w:val="1"/>
-        <w:spacing w:after="120" w:before="240" w:line="300" w:lineRule="auto"/>
-        <w:jc w:val="right"/>
+        <w:spacing w:after="120" w:before="280" w:line="300" w:lineRule="auto"/>
+        <w:jc w:val="center"/>
       </w:pPr>
       <w:r>
         <w:rPr>
@@ -1518,7 +1518,7 @@
       <w:pPr>
         <w:bidi w:val="1"/>
         <w:spacing w:after="80" w:line="300" w:lineRule="auto"/>
-        <w:jc w:val="right"/>
+        <w:jc w:val="left"/>
       </w:pPr>
       <w:r>
         <w:rPr>
@@ -1546,7 +1546,7 @@
       <w:pPr>
         <w:bidi w:val="1"/>
         <w:spacing w:after="80" w:line="300" w:lineRule="auto"/>
-        <w:jc w:val="right"/>
+        <w:jc w:val="left"/>
       </w:pPr>
       <w:r>
         <w:rPr>
@@ -1574,7 +1574,7 @@
       <w:pPr>
         <w:bidi w:val="1"/>
         <w:spacing w:after="80" w:line="300" w:lineRule="auto"/>
-        <w:jc w:val="right"/>
+        <w:jc w:val="left"/>
       </w:pPr>
       <w:r>
         <w:rPr>
@@ -1602,7 +1602,7 @@
       <w:pPr>
         <w:bidi w:val="1"/>
         <w:spacing w:after="80" w:line="300" w:lineRule="auto"/>
-        <w:jc w:val="right"/>
+        <w:jc w:val="left"/>
       </w:pPr>
       <w:r>
         <w:rPr>
@@ -1630,7 +1630,7 @@
       <w:pPr>
         <w:bidi w:val="1"/>
         <w:spacing w:after="80" w:line="300" w:lineRule="auto"/>
-        <w:jc w:val="right"/>
+        <w:jc w:val="left"/>
       </w:pPr>
       <w:r>
         <w:rPr>
@@ -1658,7 +1658,7 @@
       <w:pPr>
         <w:bidi w:val="1"/>
         <w:spacing w:after="80" w:line="300" w:lineRule="auto"/>
-        <w:jc w:val="right"/>
+        <w:jc w:val="left"/>
       </w:pPr>
       <w:r>
         <w:rPr>
@@ -1686,7 +1686,7 @@
       <w:pPr>
         <w:bidi w:val="1"/>
         <w:spacing w:after="80" w:line="300" w:lineRule="auto"/>
-        <w:jc w:val="right"/>
+        <w:jc w:val="left"/>
       </w:pPr>
       <w:r>
         <w:rPr>
@@ -1714,7 +1714,7 @@
       <w:pPr>
         <w:bidi w:val="1"/>
         <w:spacing w:after="80" w:line="300" w:lineRule="auto"/>
-        <w:jc w:val="right"/>
+        <w:jc w:val="left"/>
       </w:pPr>
       <w:r>
         <w:rPr>
@@ -1743,6 +1743,7 @@
       <w:pgMar w:top="1120" w:right="1280" w:bottom="1120" w:left="1280" w:header="720" w:footer="720" w:gutter="0"/>
       <w:cols w:space="720"/>
       <w:docGrid w:linePitch="360"/>
+      <w:bidi/>
     </w:sectPr>
   </w:body>
 </w:document>
@@ -2111,6 +2112,9 @@
     <w:name w:val="Normal"/>
     <w:qFormat/>
     <w:rsid w:val="00FC693F"/>
+    <w:pPr>
+      <w:bidi/>
+    </w:pPr>
     <w:rPr>
       <w:rFonts w:ascii="Arial" w:hAnsi="Arial" w:cs="Arial" w:eastAsia="Arial"/>
       <w:sz w:val="24"/>
